--- a/01 - Escuela Pass/docs/tdg/word/anexos/05_Diagramas_UML_Escuela_Pass.docx
+++ b/01 - Escuela Pass/docs/tdg/word/anexos/05_Diagramas_UML_Escuela_Pass.docx
@@ -540,6 +540,206 @@
     <w:p>
       <w:r>
         <w:t xml:space="preserve">centrados y con notas breves bajo cada figura para anexos del TDG.</w:t>
+      </w:r>
+    </w:p>
+    <w:p>
+      <w:r>
+        <w:br w:type="page"/>
+      </w:r>
+    </w:p>
+    <w:p>
+      <w:pPr>
+        <w:pStyle w:val="Heading1"/>
+      </w:pPr>
+      <w:r>
+        <w:t>Ampliación documental automatizada (inventario repositorio y producción)</w:t>
+      </w:r>
+    </w:p>
+    <w:p>
+      <w:r>
+        <w:t>Casos de uso (plantilla): cubrir **todos** los flujos alcanzables desde las rutas UI anteriores, más escenarios E2E. Actores: ADMIN plataforma, ADMINISTRATIVO/Director, DOCENTE, PADRE, ALUMNO, visitantes externos según módulos.</w:t>
+      </w:r>
+    </w:p>
+    <w:p/>
+    <w:p>
+      <w:r>
+        <w:t>Lista de pruebas nombradas en `test/app.e2e-spec.ts` (describe/it únicos):</w:t>
+      </w:r>
+    </w:p>
+    <w:p/>
+    <w:p>
+      <w:r>
+        <w:t>- -</w:t>
+      </w:r>
+    </w:p>
+    <w:p>
+      <w:r>
+        <w:t>- App (e2e)</w:t>
+      </w:r>
+    </w:p>
+    <w:p>
+      <w:r>
+        <w:t>- access scan: ENTRY de alumno por QR marca asistencia automatica</w:t>
+      </w:r>
+    </w:p>
+    <w:p>
+      <w:r>
+        <w:t>- access scan: ENTRY tardio marca RETARDO sin pisar asistencia manual</w:t>
+      </w:r>
+    </w:p>
+    <w:p>
+      <w:r>
+        <w:t>- attendance: admin registra y upsert actualiza</w:t>
+      </w:r>
+    </w:p>
+    <w:p>
+      <w:r>
+        <w:t>- auth: login -&gt; refresh rotacion -&gt; logout invalida refresh</w:t>
+      </w:r>
+    </w:p>
+    <w:p>
+      <w:r>
+        <w:t>- auth: refresh token invalido y logout invalido responden 401</w:t>
+      </w:r>
+    </w:p>
+    <w:p>
+      <w:r>
+        <w:t>- authz: padre no puede consultar reportes de pagos pendientes (403)</w:t>
+      </w:r>
+    </w:p>
+    <w:p>
+      <w:r>
+        <w:t>- authz: padre no puede registrar asistencia (403)</w:t>
+      </w:r>
+    </w:p>
+    <w:p>
+      <w:r>
+        <w:t>- calendario: día sin clases bloquea registro de asistencia y export Excel</w:t>
+      </w:r>
+    </w:p>
+    <w:p>
+      <w:r>
+        <w:t>- circuit + reports: circuito hoy y reportes responden</w:t>
+      </w:r>
+    </w:p>
+    <w:p>
+      <w:r>
+        <w:t>- circuit: docente solo ve solicitudes de alumnos en su clase actual</w:t>
+      </w:r>
+    </w:p>
+    <w:p>
+      <w:r>
+        <w:t>- circuit: padre actualiza GPS de su solicitud</w:t>
+      </w:r>
+    </w:p>
+    <w:p>
+      <w:r>
+        <w:t>- circuit: padre confirma entrega de su solicitud</w:t>
+      </w:r>
+    </w:p>
+    <w:p>
+      <w:r>
+        <w:t>- circuit: sin registro presente/tardanza hoy bloquea solicitud del padre</w:t>
+      </w:r>
+    </w:p>
+    <w:p>
+      <w:r>
+        <w:t>- class-attendance: docente registra asistencia por clase y padre la consulta</w:t>
+      </w:r>
+    </w:p>
+    <w:p>
+      <w:r>
+        <w:t>- dashboard: admin consulta resumen y padre recibe 403</w:t>
+      </w:r>
+    </w:p>
+    <w:p>
+      <w:r>
+        <w:t>- exports: Excel asistencia, calificaciones y boletín consolidado</w:t>
+      </w:r>
+    </w:p>
+    <w:p>
+      <w:r>
+        <w:t>- grades: docente registra y padre puede leer</w:t>
+      </w:r>
+    </w:p>
+    <w:p>
+      <w:r>
+        <w:t>- health (GET)</w:t>
+      </w:r>
+    </w:p>
+    <w:p>
+      <w:r>
+        <w:t>- lifecycle: transición alumno/docente con bloqueo operativo e historial</w:t>
+      </w:r>
+    </w:p>
+    <w:p>
+      <w:r>
+        <w:t>- school import: admin carga grupos por Excel y padre no puede</w:t>
+      </w:r>
+    </w:p>
+    <w:p>
+      <w:r>
+        <w:t>- school import: asignaciones por Excel y plantilla xlsx</w:t>
+      </w:r>
+    </w:p>
+    <w:p>
+      <w:r>
+        <w:t>- school import: historial de importaciones disponible para admin</w:t>
+      </w:r>
+    </w:p>
+    <w:p>
+      <w:r>
+        <w:t>- school: administrativo lista grupos</w:t>
+      </w:r>
+    </w:p>
+    <w:p>
+      <w:r>
+        <w:t>- settings: circuito deshabilitado bloquea nuevas solicitudes de circuito</w:t>
+      </w:r>
+    </w:p>
+    <w:p>
+      <w:r>
+        <w:t>- settings: perfil institucional lectura y actualización admin</w:t>
+      </w:r>
+    </w:p>
+    <w:p>
+      <w:r>
+        <w:t>- t10/t11: SLA reportes + acuse crítico + recordatorio manual</w:t>
+      </w:r>
+    </w:p>
+    <w:p>
+      <w:r>
+        <w:t>- t12/t13: políticas de cartera + bitácora de ajustes</w:t>
+      </w:r>
+    </w:p>
+    <w:p>
+      <w:r>
+        <w:t>- t14: circuito GPS — auto-transición a NOTIFICADO_LLEGADA al entrar al radio</w:t>
+      </w:r>
+    </w:p>
+    <w:p>
+      <w:r>
+        <w:t>- t15: NFC — asignar, listar y revocar credencial</w:t>
+      </w:r>
+    </w:p>
+    <w:p>
+      <w:r>
+        <w:t>- t16: reuniones, visitas y anotaciones (padre) responden tras restaurar módulos</w:t>
+      </w:r>
+    </w:p>
+    <w:p>
+      <w:r>
+        <w:t>- t17: admin-reports (tickets SLA) están disponibles</w:t>
+      </w:r>
+    </w:p>
+    <w:p>
+      <w:r>
+        <w:t>- validation: asistencia con studentId invalido responde 400</w:t>
+      </w:r>
+    </w:p>
+    <w:p>
+      <w:r>
+        <w:t>- visitas, reuniones y horarios: padre solicita y staff responde</w:t>
       </w:r>
     </w:p>
     <ns0:sectPr xmlns:ns0="http://schemas.openxmlformats.org/wordprocessingml/2006/main" xmlns:ns1="http://schemas.openxmlformats.org/officeDocument/2006/relationships">
